--- a/docs/docx/uved_sobranie.docx
+++ b/docs/docx/uved_sobranie.docx
@@ -9,7 +9,7 @@
     </w:p>
     <w:p>
       <w:r>
-        <w:t>От: {{ФИО_УПРАВЛЯЮЩЕГО}}, {{ВИД_УПРАВЛЯЮЩЕГО}} {{ДОЛЖНИК_НАИМЕНОВАНИЕ}}, член {{СРО}}, ИНН {{ИНН_УПРАВЛЯЮЩЕГО}}, рег. номер в сводном реестре {{РЕГ_НОМЕР_АУ}}, адрес для корреспонденции: {{АДРЕС_АУ}}, тел. {{ТЕЛ_АУ}}, e-mail {{EMAIL_АУ}}</w:t>
+        <w:t>От: {{ФИО_УПРАВЛЯЮЩЕГО}}, {{ВИД_УПРАВЛЯЮЩЕГО}} {{ДОЛЖНИК_НАИМЕНОВАНИЕ}}, член СРО: {{СРО}}, ИНН {{ИНН_УПРАВЛЯЮЩЕГО}}, рег. номер в сводном реестре {{РЕГ_НОМЕР_АУ}}, адрес для корреспонденции: {{АДРЕС_АУ}}, тел. {{ТЕЛ_АУ}}, e-mail {{EMAIL_АУ}}</w:t>
       </w:r>
     </w:p>
     <w:p/>
@@ -34,7 +34,7 @@
     <w:p/>
     <w:p>
       <w:r>
-        <w:t>Определением (решением) {{СУД}} от {{ДАТА_СУДЕБНОГО_АКТА}} по делу № {{НОМЕР_ДЕЛА}} в отношении {{ДОЛЖНИК_НАИМЕНОВАНИЕ}} (ИНН {{ДОЛЖНИК_ИНН}}, ОГРН/СНИЛС {{ДОЛЖНИК_ОГРН_СНИЛС}}, адрес: {{ДОЛЖНИК_АДРЕС}}) введена процедура {{ПРОЦЕДУРА}}, {{ВИД_УПРАВЛЯЮЩЕГО}} утверждён(а) {{ФИО_УПРАВЛЯЮЩЕГО}}.</w:t>
+        <w:t>Определением (решением) {{СУД}} от {{ДАТА_СУДЕБНОГО_АКТА}} по делу № {{НОМЕР_ДЕЛА}} в отношении {{ДОЛЖНИК_НАИМЕНОВАНИЕ}} (ИНН {{ДОЛЖНИК_ИНН}}, ОГРН/СНИЛС {{ДОЛЖНИК_ОГРН_СНИЛС}}, адрес: {{ДОЛЖНИК_АДРЕС}}) введена процедура банкротства: {{ПРОЦЕДУРА}}; управляющим утверждён(а) {{ФИО_УПРАВЛЯЮЩЕГО}}.</w:t>
       </w:r>
     </w:p>
     <w:p/>
@@ -79,7 +79,7 @@
     <w:p/>
     <w:p>
       <w:r>
-        <w:t>Приложение: копия судебного акта об утверждении {{ВИД_УПРАВЛЯЮЩЕГО}}.</w:t>
+        <w:t>Приложение: копия судебного акта о введении процедуры и утверждении управляющего.</w:t>
       </w:r>
     </w:p>
     <w:p/>

--- a/docs/docx/uved_sobranie.docx
+++ b/docs/docx/uved_sobranie.docx
@@ -97,7 +97,7 @@
     <w:p/>
     <w:p>
       <w:r>
-        <w:t>«__» __________ 20__ г.</w:t>
+        <w:t>{{ДАТА}}</w:t>
       </w:r>
     </w:p>
     <w:sectPr>

--- a/docs/docx/uved_sobranie.docx
+++ b/docs/docx/uved_sobranie.docx
@@ -62,7 +62,7 @@
     <w:p/>
     <w:p>
       <w:r>
-        <w:t>Регистрация участников с {{ВРЕМЯ_РЕГИСТРАЦИИ}}. Ознакомиться с материалами можно с {{ДАТА_ОЗНАКОМЛЕНИЯ}} по адресу: {{АДРЕС_ОЗНАКОМЛЕНИЯ}}.</w:t>
+        <w:t>Регистрация участников с {{ВРЕМЯ_РЕГИСТРАЦИИ}}. Ознакомиться с материалами можно с {{ДАТА_ОЗНАКОМЛЕНИЯ_МАТЕРИАЛЫ}} по адресу: {{АДРЕС_ОЗНАКОМЛЕНИЯ}}.</w:t>
       </w:r>
     </w:p>
     <w:p>

--- a/docs/docx/uved_sobranie.docx
+++ b/docs/docx/uved_sobranie.docx
@@ -3,8 +3,30 @@
 <w:document xmlns:wpc="http://schemas.microsoft.com/office/word/2010/wordprocessingCanvas" xmlns:mo="http://schemas.microsoft.com/office/mac/office/2008/main" xmlns:mc="http://schemas.openxmlformats.org/markup-compatibility/2006" xmlns:mv="urn:schemas-microsoft-com:mac:vml" xmlns:o="urn:schemas-microsoft-com:office:office" xmlns:r="http://schemas.openxmlformats.org/officeDocument/2006/relationships" xmlns:m="http://schemas.openxmlformats.org/officeDocument/2006/math" xmlns:v="urn:schemas-microsoft-com:vml" xmlns:wp14="http://schemas.microsoft.com/office/word/2010/wordprocessingDrawing" xmlns:wp="http://schemas.openxmlformats.org/drawingml/2006/wordprocessingDrawing" xmlns:w10="urn:schemas-microsoft-com:office:word" xmlns:w="http://schemas.openxmlformats.org/wordprocessingml/2006/main" xmlns:w14="http://schemas.microsoft.com/office/word/2010/wordml" xmlns:wpg="http://schemas.microsoft.com/office/word/2010/wordprocessingGroup" xmlns:wpi="http://schemas.microsoft.com/office/word/2010/wordprocessingInk" xmlns:wne="http://schemas.microsoft.com/office/word/2006/wordml" xmlns:wps="http://schemas.microsoft.com/office/word/2010/wordprocessingShape" mc:Ignorable="w14 wp14">
   <w:body>
     <w:p>
+      <w:pPr>
+        <w:spacing w:after="0"/>
+        <w:ind w:left="5102"/>
+      </w:pPr>
       <w:r>
-        <w:t>Кому: Конкурсному кредитору {{НАИМЕНОВАНИЕ_КРЕДИТОРА}}; уполномоченному органу</w:t>
+        <w:t>Конкурсному кредитору</w:t>
+      </w:r>
+    </w:p>
+    <w:p>
+      <w:pPr>
+        <w:spacing w:after="0"/>
+        <w:ind w:left="5102"/>
+      </w:pPr>
+      <w:r>
+        <w:t>{{НАИМЕНОВАНИЕ_КРЕДИТОРА}}</w:t>
+      </w:r>
+    </w:p>
+    <w:p>
+      <w:pPr>
+        <w:spacing w:after="0"/>
+        <w:ind w:left="5102"/>
+      </w:pPr>
+      <w:r>
+        <w:t>Уполномоченному органу</w:t>
       </w:r>
     </w:p>
     <w:p>
@@ -34,7 +56,22 @@
     <w:p/>
     <w:p>
       <w:r>
-        <w:t>Определением (решением) {{СУД}} от {{ДАТА_СУДЕБНОГО_АКТА}} по делу № {{НОМЕР_ДЕЛА}} в отношении {{ДОЛЖНИК_НАИМЕНОВАНИЕ}} (ИНН {{ДОЛЖНИК_ИНН}}, ОГРН/СНИЛС {{ДОЛЖНИК_ОГРН_СНИЛС}}, адрес: {{ДОЛЖНИК_АДРЕС}}) введена процедура банкротства: {{ПРОЦЕДУРА}}; управляющим утверждён(а) {{ФИО_УПРАВЛЯЮЩЕГО}}.</w:t>
+        <w:t>Определением (решением) {{СУД}} от {{ДАТА_СУДЕБНОГО_АКТА}} по делу № {{НОМЕР_ДЕЛА}} в отношении {{ДОЛЖНИК_НАИМЕНОВАНИЕ}} (ИНН {{ДОЛЖНИК_ИНН}}, ОГРН/ОГРНИП {{ДОЛЖНИК_ОГРН}}, адрес: {{ДОЛЖНИК_АДРЕС}}) введена процедура банкротства: {{ПРОЦЕДУРА}}; управляющим утверждён(а) {{ФИО_УПРАВЛЯЮЩЕГО}}.</w:t>
+      </w:r>
+    </w:p>
+    <w:p>
+      <w:r>
+        <w:t>{{#if debtor_is_person}}</w:t>
+      </w:r>
+    </w:p>
+    <w:p>
+      <w:r>
+        <w:t>Должник-гражданин: дата рождения {{ДОЛЖНИК_ДАТА_РОЖДЕНИЯ}}, место рождения {{ДОЛЖНИК_МЕСТО_РОЖДЕНИЯ}}, СНИЛС {{ДОЛЖНИК_СНИЛС}}.</w:t>
+      </w:r>
+    </w:p>
+    <w:p>
+      <w:r>
+        <w:t>{{/if}}</w:t>
       </w:r>
     </w:p>
     <w:p/>
@@ -70,10 +107,30 @@
         <w:t>Представителям иметь доверенность, подтверждающую полномочия.</w:t>
       </w:r>
     </w:p>
+    <w:p>
+      <w:r>
+        <w:t>{{#if absentee_voting}}</w:t>
+      </w:r>
+    </w:p>
+    <w:p>
+      <w:r>
+        <w:t>Собрание проводится в форме заочного голосования (п. 7 ст. 213.8 127-ФЗ). К уведомлению прилагаются бюллетени для голосования. Заполненные бюллетени направляются по адресу: {{АДРЕС_ПРИЁМА_БЮЛЛЕТЕНЕЙ}}. Дата окончания приёма бюллетеней (дата проведения собрания): {{ДАТА_ОКОНЧАНИЯ_ПРИЁМА_БЮЛЛЕТЕНЕЙ}}; она не может быть установлена ранее чем через 30 дней с даты направления уведомления.</w:t>
+      </w:r>
+    </w:p>
+    <w:p>
+      <w:r>
+        <w:t>Приложение: бюллетени для голосования.</w:t>
+      </w:r>
+    </w:p>
+    <w:p>
+      <w:r>
+        <w:t>{{/if}}</w:t>
+      </w:r>
+    </w:p>
     <w:p/>
     <w:p>
       <w:r>
-        <w:t>Основание: ст. 13 127-ФЗ.</w:t>
+        <w:t>Основание: ст. 13, п. 5, 7 ст. 213.8 127-ФЗ.</w:t>
       </w:r>
     </w:p>
     <w:p/>

--- a/docs/docx/uved_sobranie.docx
+++ b/docs/docx/uved_sobranie.docx
@@ -56,7 +56,7 @@
     <w:p/>
     <w:p>
       <w:r>
-        <w:t>Определением (решением) {{СУД}} от {{ДАТА_СУДЕБНОГО_АКТА}} по делу № {{НОМЕР_ДЕЛА}} в отношении {{ДОЛЖНИК_НАИМЕНОВАНИЕ}} (ИНН {{ДОЛЖНИК_ИНН}}, ОГРН/ОГРНИП {{ДОЛЖНИК_ОГРН}}, адрес: {{ДОЛЖНИК_АДРЕС}}) введена процедура банкротства: {{ПРОЦЕДУРА}}; управляющим утверждён(а) {{ФИО_УПРАВЛЯЮЩЕГО}}.</w:t>
+        <w:t>Определением (решением) {{СУД}} от {{ДАТА_СУДЕБНОГО_АКТА}} по делу № {{НОМЕР_ДЕЛА}} в отношении {{ДОЛЖНИК_НАИМЕНОВАНИЕ}} (ИНН {{ДОЛЖНИК_ИНН}}{{#if ДОЛЖНИК_ОГРН}}, ОГРН/ОГРНИП {{ДОЛЖНИК_ОГРН}}{{/if}}, адрес: {{ДОЛЖНИК_АДРЕС}}) введена процедура банкротства: {{ПРОЦЕДУРА}}; управляющим утверждён(а) {{ФИО_УПРАВЛЯЮЩЕГО}}.</w:t>
       </w:r>
     </w:p>
     <w:p>
@@ -66,7 +66,7 @@
     </w:p>
     <w:p>
       <w:r>
-        <w:t>Должник-гражданин: дата рождения {{ДОЛЖНИК_ДАТА_РОЖДЕНИЯ}}, место рождения {{ДОЛЖНИК_МЕСТО_РОЖДЕНИЯ}}, СНИЛС {{ДОЛЖНИК_СНИЛС}}.</w:t>
+        <w:t>Должник-гражданин: дата рождения {{ДОЛЖНИК_ДАТА_РОЖДЕНИЯ}}, место рождения {{ДОЛЖНИК_МЕСТО_РОЖДЕНИЯ}}{{#if ДОЛЖНИК_СНИЛС}}, СНИЛС {{ДОЛЖНИК_СНИЛС}}{{/if}}.</w:t>
       </w:r>
     </w:p>
     <w:p>

--- a/docs/docx/uved_sobranie.docx
+++ b/docs/docx/uved_sobranie.docx
@@ -42,15 +42,14 @@
     </w:p>
     <w:p/>
     <w:p>
-      <w:pPr>
-        <w:jc w:val="center"/>
-      </w:pPr>
       <w:r>
-        <w:rPr>
-          <w:b/>
-          <w:sz w:val="28"/>
-        </w:rPr>
-        <w:t>Уведомление о проведении собрания кредиторов</w:t>
+        <w:t>{{ЗАГОЛОВОК_К_ТЕКСТУ}}</w:t>
+      </w:r>
+    </w:p>
+    <w:p/>
+    <w:p>
+      <w:r>
+        <w:t>{{#if АДРЕСАТ_ИМЯ_ОТЧЕСТВО}}{{АДРЕСАТ_ОБРАЩЕНИЕ}} {{АДРЕСАТ_ИМЯ_ОТЧЕСТВО}}!{{/if}}</w:t>
       </w:r>
     </w:p>
     <w:p/>
@@ -155,6 +154,22 @@
     <w:p>
       <w:r>
         <w:t>{{ДАТА}}</w:t>
+      </w:r>
+    </w:p>
+    <w:p/>
+    <w:p>
+      <w:r>
+        <w:t>{{#if executor_mark}}</w:t>
+      </w:r>
+    </w:p>
+    <w:p>
+      <w:r>
+        <w:t>Исп.: {{ИСПОЛНИТЕЛЬ_ФИО}}{{#if ИСПОЛНИТЕЛЬ_ТЕЛЕФОН}}, тел. {{ИСПОЛНИТЕЛЬ_ТЕЛЕФОН}}{{/if}}</w:t>
+      </w:r>
+    </w:p>
+    <w:p>
+      <w:r>
+        <w:t>{{/if}}</w:t>
       </w:r>
     </w:p>
     <w:sectPr>

--- a/docs/docx/uved_sobranie.docx
+++ b/docs/docx/uved_sobranie.docx
@@ -87,12 +87,17 @@
     </w:p>
     <w:p>
       <w:r>
-        <w:t>1. {{ВОПРОС_1}}</w:t>
+        <w:t>{{#each ВОПРОСЫ_ПОВЕСТКИ}}</w:t>
       </w:r>
     </w:p>
     <w:p>
       <w:r>
-        <w:t>2. {{ВОПРОС_2}}</w:t>
+        <w:t>{{@number}}. {{ВОПРОС}}</w:t>
+      </w:r>
+    </w:p>
+    <w:p>
+      <w:r>
+        <w:t>{{/each}}</w:t>
       </w:r>
     </w:p>
     <w:p/>

--- a/docs/docx/uved_sobranie.docx
+++ b/docs/docx/uved_sobranie.docx
@@ -29,9 +29,35 @@
         <w:t>Уполномоченному органу</w:t>
       </w:r>
     </w:p>
+    <w:p/>
     <w:p>
       <w:r>
-        <w:t>От: {{ФИО_УПРАВЛЯЮЩЕГО}}, {{ВИД_УПРАВЛЯЮЩЕГО}} {{ДОЛЖНИК_НАИМЕНОВАНИЕ}}, член СРО: {{СРО}}, ИНН {{ИНН_УПРАВЛЯЮЩЕГО}}, рег. номер в сводном реестре {{РЕГ_НОМЕР_АУ}}, адрес для корреспонденции: {{АДРЕС_АУ}}, тел. {{ТЕЛ_АУ}}, e-mail {{EMAIL_АУ}}</w:t>
+        <w:t>{{ВИД_УПРАВЛЯЮЩЕГО}} {{ДОЛЖНИК_НАИМЕНОВАНИЕ}}</w:t>
+      </w:r>
+    </w:p>
+    <w:p>
+      <w:r>
+        <w:t>{{ФИО_УПРАВЛЯЮЩЕГО}}</w:t>
+      </w:r>
+    </w:p>
+    <w:p>
+      <w:r>
+        <w:t>ИНН {{ИНН_УПРАВЛЯЮЩЕГО}}, рег. номер в сводном реестре {{РЕГ_НОМЕР_АУ}}</w:t>
+      </w:r>
+    </w:p>
+    <w:p>
+      <w:r>
+        <w:t>Член СРО: {{СРО}}</w:t>
+      </w:r>
+    </w:p>
+    <w:p>
+      <w:r>
+        <w:t>Адрес для корреспонденции: {{АДРЕС_АУ}}</w:t>
+      </w:r>
+    </w:p>
+    <w:p>
+      <w:r>
+        <w:t>Тел. {{ТЕЛ_АУ}}, e-mail {{EMAIL_АУ}}</w:t>
       </w:r>
     </w:p>
     <w:p/>
@@ -123,7 +149,7 @@
     </w:p>
     <w:p>
       <w:r>
-        <w:t>Приложение: бюллетени для голосования.</w:t>
+        <w:t>Приложение: бюллетени для голосования{{#if ПРИЛ_2_ЛИСТОВ}} на {{ПРИЛ_2_ЛИСТОВ}} л.{{/if}} в {{ПРИЛ_2_ЭКЗ}} экз.</w:t>
       </w:r>
     </w:p>
     <w:p>
@@ -133,46 +159,87 @@
     </w:p>
     <w:p/>
     <w:p>
+      <w:pPr>
+        <w:keepNext/>
+        <w:keepLines/>
+      </w:pPr>
       <w:r>
         <w:t>Основание: ст. 13, п. 5, 7 ст. 213.8 127-ФЗ.</w:t>
       </w:r>
     </w:p>
-    <w:p/>
     <w:p>
+      <w:pPr>
+        <w:keepNext/>
+        <w:keepLines/>
+      </w:pPr>
+    </w:p>
+    <w:p>
+      <w:pPr>
+        <w:keepNext/>
+        <w:keepLines/>
+      </w:pPr>
       <w:r>
-        <w:t>Приложение: копия судебного акта о введении процедуры и утверждении управляющего.</w:t>
+        <w:t>Приложение: копия судебного акта о введении процедуры и утверждении управляющего{{#if ПРИЛ_1_ЛИСТОВ}} на {{ПРИЛ_1_ЛИСТОВ}} л.{{/if}} в {{ПРИЛ_1_ЭКЗ}} экз.</w:t>
       </w:r>
     </w:p>
-    <w:p/>
     <w:p>
+      <w:pPr>
+        <w:keepNext/>
+        <w:keepLines/>
+      </w:pPr>
+    </w:p>
+    <w:p>
+      <w:pPr>
+        <w:keepNext/>
+        <w:keepLines/>
+      </w:pPr>
       <w:r>
         <w:t>{{ВИД_УПРАВЛЯЮЩЕГО}} {{ДОЛЖНИК_НАИМЕНОВАНИЕ}}</w:t>
       </w:r>
     </w:p>
-    <w:p/>
     <w:p>
+      <w:pPr>
+        <w:keepNext/>
+        <w:keepLines/>
+      </w:pPr>
+    </w:p>
+    <w:p>
+      <w:pPr>
+        <w:keepNext/>
+        <w:keepLines/>
+      </w:pPr>
       <w:r>
-        <w:t>__________________ / {{ФИО_УПРАВЛЯЮЩЕГО}} /</w:t>
+        <w:t>__________________ / {{ФИО_УПРАВЛЯЮЩЕГО_ИОФ}} /</w:t>
       </w:r>
     </w:p>
-    <w:p/>
     <w:p>
-      <w:r>
-        <w:t>{{ДАТА}}</w:t>
-      </w:r>
+      <w:pPr>
+        <w:keepNext/>
+        <w:keepLines/>
+      </w:pPr>
     </w:p>
-    <w:p/>
     <w:p>
+      <w:pPr>
+        <w:keepNext/>
+        <w:keepLines/>
+      </w:pPr>
       <w:r>
         <w:t>{{#if executor_mark}}</w:t>
       </w:r>
     </w:p>
     <w:p>
+      <w:pPr>
+        <w:keepNext/>
+        <w:keepLines/>
+      </w:pPr>
       <w:r>
         <w:t>Исп.: {{ИСПОЛНИТЕЛЬ_ФИО}}{{#if ИСПОЛНИТЕЛЬ_ТЕЛЕФОН}}, тел. {{ИСПОЛНИТЕЛЬ_ТЕЛЕФОН}}{{/if}}</w:t>
       </w:r>
     </w:p>
     <w:p>
+      <w:pPr>
+        <w:keepLines/>
+      </w:pPr>
       <w:r>
         <w:t>{{/if}}</w:t>
       </w:r>
@@ -553,6 +620,7 @@
     <w:rPr>
       <w:rFonts w:ascii="Times New Roman" w:hAnsi="Times New Roman"/>
       <w:sz w:val="24"/>
+      <w:lang w:val="ru-RU" w:eastAsia="ru-RU"/>
     </w:rPr>
   </w:style>
   <w:style w:type="paragraph" w:styleId="Header">

--- a/docs/docx/uved_sobranie.docx
+++ b/docs/docx/uved_sobranie.docx
@@ -209,7 +209,7 @@
         <w:keepLines/>
       </w:pPr>
       <w:r>
-        <w:t>__________________ / {{ФИО_УПРАВЛЯЮЩЕГО_ИОФ}} /</w:t>
+        <w:t>__________________ {{ФИО_УПРАВЛЯЮЩЕГО_ИОФ}}</w:t>
       </w:r>
     </w:p>
     <w:p>
@@ -233,7 +233,7 @@
         <w:keepLines/>
       </w:pPr>
       <w:r>
-        <w:t>Исп.: {{ИСПОЛНИТЕЛЬ_ФИО}}{{#if ИСПОЛНИТЕЛЬ_ТЕЛЕФОН}}, тел. {{ИСПОЛНИТЕЛЬ_ТЕЛЕФОН}}{{/if}}</w:t>
+        <w:t>{{ИСПОЛНИТЕЛЬ_ФИО}}{{#if ИСПОЛНИТЕЛЬ_ТЕЛЕФОН}}, тел. {{ИСПОЛНИТЕЛЬ_ТЕЛЕФОН}}{{/if}}</w:t>
       </w:r>
     </w:p>
     <w:p>
